--- a/docs/Entrevista de Ausensia.docx
+++ b/docs/Entrevista de Ausensia.docx
@@ -57,6 +57,82 @@
                 <w:sz w:val="48"/>
               </w:rPr>
             </w:pPr>
+            <w:r>
+              <w:rPr>
+                <w:sz w:val="48"/>
+              </w:rPr>
+              <mc:AlternateContent>
+                <mc:Choice Requires="wps">
+                  <w:drawing>
+                    <wp:anchor distT="0" distB="0" distL="114300" distR="114300" simplePos="0" relativeHeight="251664384" behindDoc="0" locked="0" layoutInCell="1" allowOverlap="1">
+                      <wp:simplePos x="0" y="0"/>
+                      <wp:positionH relativeFrom="column">
+                        <wp:posOffset>247650</wp:posOffset>
+                      </wp:positionH>
+                      <wp:positionV relativeFrom="paragraph">
+                        <wp:posOffset>78105</wp:posOffset>
+                      </wp:positionV>
+                      <wp:extent cx="909955" cy="362585"/>
+                      <wp:effectExtent l="0" t="0" r="4445" b="18415"/>
+                      <wp:wrapNone/>
+                      <wp:docPr id="9" name="Retângulo 9"/>
+                      <wp:cNvGraphicFramePr/>
+                      <a:graphic xmlns:a="http://schemas.openxmlformats.org/drawingml/2006/main">
+                        <a:graphicData uri="http://schemas.microsoft.com/office/word/2010/wordprocessingShape">
+                          <wps:wsp>
+                            <wps:cNvSpPr/>
+                            <wps:spPr>
+                              <a:xfrm>
+                                <a:off x="923925" y="779780"/>
+                                <a:ext cx="909955" cy="362585"/>
+                              </a:xfrm>
+                              <a:prstGeom prst="rect">
+                                <a:avLst/>
+                              </a:prstGeom>
+                              <a:solidFill>
+                                <a:schemeClr val="bg1"/>
+                              </a:solidFill>
+                              <a:ln>
+                                <a:noFill/>
+                              </a:ln>
+                            </wps:spPr>
+                            <wps:style>
+                              <a:lnRef idx="2">
+                                <a:schemeClr val="accent1">
+                                  <a:lumMod val="75000"/>
+                                </a:schemeClr>
+                              </a:lnRef>
+                              <a:fillRef idx="1">
+                                <a:schemeClr val="accent1"/>
+                              </a:fillRef>
+                              <a:effectRef idx="0">
+                                <a:srgbClr val="FFFFFF"/>
+                              </a:effectRef>
+                              <a:fontRef idx="minor">
+                                <a:schemeClr val="lt1"/>
+                              </a:fontRef>
+                            </wps:style>
+                            <wps:bodyPr rot="0" spcFirstLastPara="0" vertOverflow="overflow" horzOverflow="overflow" vert="horz" wrap="square" lIns="91440" tIns="45720" rIns="91440" bIns="45720" numCol="1" spcCol="0" rtlCol="0" fromWordArt="0" anchor="ctr" anchorCtr="0" forceAA="0" compatLnSpc="1">
+                              <a:noAutofit/>
+                            </wps:bodyPr>
+                          </wps:wsp>
+                        </a:graphicData>
+                      </a:graphic>
+                    </wp:anchor>
+                  </w:drawing>
+                </mc:Choice>
+                <mc:Fallback>
+                  <w:pict>
+                    <v:rect id="_x0000_s1026" o:spid="_x0000_s1026" o:spt="1" style="position:absolute;left:0pt;margin-left:19.5pt;margin-top:6.15pt;height:28.55pt;width:71.65pt;z-index:251664384;v-text-anchor:middle;mso-width-relative:page;mso-height-relative:page;" fillcolor="#FFFFFF [3212]" filled="t" stroked="f" coordsize="21600,21600" o:gfxdata="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">
+                      <v:fill on="t" focussize="0,0"/>
+                      <v:stroke on="f" weight="2pt"/>
+                      <v:imagedata o:title=""/>
+                      <o:lock v:ext="edit" aspectratio="f"/>
+                    </v:rect>
+                  </w:pict>
+                </mc:Fallback>
+              </mc:AlternateContent>
+            </w:r>
             <w:r>
               <w:rPr>
                 <w:b/>
@@ -120,7 +196,23 @@
                 <w:b/>
                 <w:sz w:val="48"/>
               </w:rPr>
-              <w:t xml:space="preserve">                        Entrevista</w:t>
+              <w:t xml:space="preserve">     </w:t>
+            </w:r>
+            <w:r>
+              <w:rPr>
+                <w:rFonts w:hint="default"/>
+                <w:b/>
+                <w:sz w:val="48"/>
+                <w:lang w:val="pt-BR"/>
+              </w:rPr>
+              <w:t xml:space="preserve">       </w:t>
+            </w:r>
+            <w:r>
+              <w:rPr>
+                <w:b/>
+                <w:sz w:val="48"/>
+              </w:rPr>
+              <w:t xml:space="preserve">       Entrevista</w:t>
             </w:r>
             <w:r>
               <w:rPr>
@@ -391,8 +483,6 @@
                 <w:sz w:val="20"/>
               </w:rPr>
             </w:pPr>
-            <w:bookmarkStart w:id="0" w:name="_GoBack"/>
-            <w:bookmarkEnd w:id="0"/>
           </w:p>
         </w:tc>
       </w:tr>
@@ -589,14 +679,24 @@
               <w:pStyle w:val="6"/>
               <w:spacing w:before="115"/>
               <w:rPr>
-                <w:sz w:val="20"/>
-              </w:rPr>
-            </w:pPr>
-            <w:r>
-              <w:rPr>
-                <w:sz w:val="20"/>
-              </w:rPr>
-              <w:t>Superior  JONATHAN</w:t>
+                <w:rFonts w:hint="default"/>
+                <w:sz w:val="20"/>
+                <w:lang w:val="pt-BR"/>
+              </w:rPr>
+            </w:pPr>
+            <w:r>
+              <w:rPr>
+                <w:sz w:val="20"/>
+              </w:rPr>
+              <w:t>Superior</w:t>
+            </w:r>
+            <w:r>
+              <w:rPr>
+                <w:rFonts w:hint="default"/>
+                <w:sz w:val="20"/>
+                <w:lang w:val="pt-BR"/>
+              </w:rPr>
+              <w:t>:</w:t>
             </w:r>
           </w:p>
         </w:tc>
@@ -3861,11 +3961,13 @@
                 <w:sz w:val="20"/>
               </w:rPr>
             </w:pPr>
-            <w:r>
-              <w:rPr>
-                <w:sz w:val="20"/>
-              </w:rPr>
-              <w:t xml:space="preserve">Blumenau, </w:t>
+            <w:bookmarkStart w:id="0" w:name="_GoBack"/>
+            <w:bookmarkEnd w:id="0"/>
+            <w:r>
+              <w:rPr>
+                <w:sz w:val="20"/>
+              </w:rPr>
+              <w:t xml:space="preserve"> </w:t>
             </w:r>
             <w:r>
               <w:rPr>
@@ -4355,7 +4457,7 @@
     <w:lsdException w:qFormat="1" w:unhideWhenUsed="0" w:uiPriority="10" w:semiHidden="0" w:name="Title"/>
     <w:lsdException w:uiPriority="99" w:name="Closing"/>
     <w:lsdException w:uiPriority="99" w:name="Signature"/>
-    <w:lsdException w:uiPriority="1" w:name="Default Paragraph Font"/>
+    <w:lsdException w:qFormat="1" w:uiPriority="1" w:name="Default Paragraph Font"/>
     <w:lsdException w:uiPriority="99" w:name="Body Text"/>
     <w:lsdException w:uiPriority="99" w:name="Body Text Indent"/>
     <w:lsdException w:uiPriority="99" w:name="List Continue"/>
@@ -4462,6 +4564,7 @@
     <w:name w:val="Default Paragraph Font"/>
     <w:semiHidden/>
     <w:unhideWhenUsed/>
+    <w:qFormat/>
     <w:uiPriority w:val="1"/>
   </w:style>
   <w:style w:type="table" w:default="1" w:styleId="3">
@@ -4798,7 +4901,7 @@
 <s:customData xmlns="http://www.wps.cn/officeDocument/2013/wpsCustomData" xmlns:s="http://www.wps.cn/officeDocument/2013/wpsCustomData">
   <customSectProps/>
   <customShpExts>
-    <customShpInfo spid="_x0000_s1026"/>
+    <customShpInfo spid="_x0000_s1026" textRotate="1"/>
   </customShpExts>
 </s:customData>
 </file>
